--- a/lessons/7-5/readiness/practice.docx
+++ b/lessons/7-5/readiness/practice.docx
@@ -14,7 +14,7 @@
           <w:sz w:val="36"/>
           <w:szCs w:val="36"/>
         </w:rPr>
-        <w:t xml:space="preserve">Get Ready: Graph Inequalities</w:t>
+        <w:t xml:space="preserve">Get Ready: Graph on the Coordinate Plane</w:t>
       </w:r>
     </w:p>
     <w:p>
@@ -29,7 +29,7 @@
           <w:sz w:val="20"/>
           <w:szCs w:val="20"/>
         </w:rPr>
-        <w:t xml:space="preserve">Readiness practice for Lesson 7-5  ·  Builds toward 6.EE.8</w:t>
+        <w:t xml:space="preserve">Readiness practice for Lesson 9-1  ·  Builds toward 6.NS.6</w:t>
       </w:r>
     </w:p>
     <w:p>
@@ -68,7 +68,7 @@
           <w:sz w:val="22"/>
           <w:szCs w:val="22"/>
         </w:rPr>
-        <w:t xml:space="preserve">To graph an inequality on a number line, you first need solid number line basics — knowing where numbers sit and which way is bigger. Warm up the number line and comparing numbers, and graphing inequalities is just shading the right direction.</w:t>
+        <w:t xml:space="preserve">Before you graph points anywhere on the coordinate plane, you need the basics solid: read a number line, and plot a point by going across (x) first, then up (y) in the first quadrant. Warm those up and graphing clicks.</w:t>
       </w:r>
     </w:p>
     <w:p>
@@ -81,7 +81,7 @@
           <w:sz w:val="20"/>
           <w:szCs w:val="20"/>
         </w:rPr>
-        <w:t xml:space="preserve">Skills you'll warm up: Number line basics (order)  ·  Which direction is bigger / smaller  ·  Comparing with &lt; and &gt;  ·  Reading more than / less than</w:t>
+        <w:t xml:space="preserve">Skills you'll warm up: Reading a number line  ·  Plotting points (x then y)  ·  Reading coordinates  ·  First-quadrant grids</w:t>
       </w:r>
     </w:p>
     <w:p>
@@ -124,19 +124,19 @@
           <w:sz w:val="20"/>
           <w:szCs w:val="20"/>
         </w:rPr>
-        <w:t xml:space="preserve">Read the number line.</w:t>
-      </w:r>
-    </w:p>
-    <w:p>
-      <w:pPr>
-        <w:spacing w:after="40" w:before="0"/>
-      </w:pPr>
-      <w:r>
-        <w:rPr>
-          <w:sz w:val="22"/>
-          <w:szCs w:val="22"/>
-        </w:rPr>
-        <w:t xml:space="preserve">1.  On the line 0 1 2 3 4 5, what number is just to the right of 3?</w:t>
+        <w:t xml:space="preserve">Let's read the number line one step at a time.</w:t>
+      </w:r>
+    </w:p>
+    <w:p>
+      <w:pPr>
+        <w:spacing w:after="40" w:before="0"/>
+      </w:pPr>
+      <w:r>
+        <w:rPr>
+          <w:sz w:val="22"/>
+          <w:szCs w:val="22"/>
+        </w:rPr>
+        <w:t xml:space="preserve">1.  On a number line, what number is 3 steps right of 0?</w:t>
       </w:r>
     </w:p>
     <w:p>
@@ -159,7 +159,7 @@
           <w:sz w:val="22"/>
           <w:szCs w:val="22"/>
         </w:rPr>
-        <w:t xml:space="preserve">2.  What number is just to the left of 3?</w:t>
+        <w:t xml:space="preserve">2.  To plot (5, 0), how far do you move across (x)?</w:t>
       </w:r>
     </w:p>
     <w:p>
@@ -182,20 +182,7 @@
           <w:sz w:val="22"/>
           <w:szCs w:val="22"/>
         </w:rPr>
-        <w:t xml:space="preserve">3.  Which number is bigger: 1 or 6?</w:t>
-      </w:r>
-    </w:p>
-    <w:p>
-      <w:pPr>
-        <w:spacing w:after="40" w:before="0"/>
-      </w:pPr>
-      <w:r>
-        <w:rPr>
-          <w:color w:val="5E6E7E"/>
-          <w:sz w:val="20"/>
-          <w:szCs w:val="20"/>
-        </w:rPr>
-        <w:t xml:space="preserve">     choices: 1   /   6</w:t>
+        <w:t xml:space="preserve">3.  To plot (5, 0), how far do you move up (y)?</w:t>
       </w:r>
     </w:p>
     <w:p>
@@ -235,19 +222,19 @@
           <w:sz w:val="20"/>
           <w:szCs w:val="20"/>
         </w:rPr>
-        <w:t xml:space="preserve">Which side gets shaded?</w:t>
-      </w:r>
-    </w:p>
-    <w:p>
-      <w:pPr>
-        <w:spacing w:after="40" w:before="0"/>
-      </w:pPr>
-      <w:r>
-        <w:rPr>
-          <w:sz w:val="22"/>
-          <w:szCs w:val="22"/>
-        </w:rPr>
-        <w:t xml:space="preserve">1.  To graph n &gt; 5, you shade numbers…</w:t>
+        <w:t xml:space="preserve">Read and plot first-quadrant points.</w:t>
+      </w:r>
+    </w:p>
+    <w:p>
+      <w:pPr>
+        <w:spacing w:after="40" w:before="0"/>
+      </w:pPr>
+      <w:r>
+        <w:rPr>
+          <w:sz w:val="22"/>
+          <w:szCs w:val="22"/>
+        </w:rPr>
+        <w:t xml:space="preserve">1.  A point is 2 right and 4 up from (0,0). What are its coordinates?</w:t>
       </w:r>
     </w:p>
     <w:p>
@@ -260,7 +247,7 @@
           <w:sz w:val="20"/>
           <w:szCs w:val="20"/>
         </w:rPr>
-        <w:t xml:space="preserve">     choices: to the right of 5   /   to the left of 5</w:t>
+        <w:t xml:space="preserve">     choices: (4, 2)   /   (2, 4)   /   (2, 2)   /   (0, 0)</w:t>
       </w:r>
     </w:p>
     <w:p>
@@ -283,20 +270,7 @@
           <w:sz w:val="22"/>
           <w:szCs w:val="22"/>
         </w:rPr>
-        <w:t xml:space="preserve">2.  To graph n &lt; 2, you shade numbers…</w:t>
-      </w:r>
-    </w:p>
-    <w:p>
-      <w:pPr>
-        <w:spacing w:after="40" w:before="0"/>
-      </w:pPr>
-      <w:r>
-        <w:rPr>
-          <w:color w:val="5E6E7E"/>
-          <w:sz w:val="20"/>
-          <w:szCs w:val="20"/>
-        </w:rPr>
-        <w:t xml:space="preserve">     choices: to the right of 2   /   to the left of 2</w:t>
+        <w:t xml:space="preserve">2.  In the point (6, 3), what is the y-coordinate (how far up)?</w:t>
       </w:r>
     </w:p>
     <w:p>
@@ -336,19 +310,19 @@
           <w:sz w:val="20"/>
           <w:szCs w:val="20"/>
         </w:rPr>
-        <w:t xml:space="preserve">Is the number part of the graph?</w:t>
-      </w:r>
-    </w:p>
-    <w:p>
-      <w:pPr>
-        <w:spacing w:after="40" w:before="0"/>
-      </w:pPr>
-      <w:r>
-        <w:rPr>
-          <w:sz w:val="22"/>
-          <w:szCs w:val="22"/>
-        </w:rPr>
-        <w:t xml:space="preserve">1.  Is 6 part of the graph of n &gt; 4?</w:t>
+        <w:t xml:space="preserve">Stretch your reading of points.</w:t>
+      </w:r>
+    </w:p>
+    <w:p>
+      <w:pPr>
+        <w:spacing w:after="40" w:before="0"/>
+      </w:pPr>
+      <w:r>
+        <w:rPr>
+          <w:sz w:val="22"/>
+          <w:szCs w:val="22"/>
+        </w:rPr>
+        <w:t xml:space="preserve">1.  Which point is farther to the right?</w:t>
       </w:r>
     </w:p>
     <w:p>
@@ -361,7 +335,7 @@
           <w:sz w:val="20"/>
           <w:szCs w:val="20"/>
         </w:rPr>
-        <w:t xml:space="preserve">     choices: Yes — 6 is greater than 4   /   No</w:t>
+        <w:t xml:space="preserve">     choices: (7, 1)   /   (3, 5)</w:t>
       </w:r>
     </w:p>
     <w:p>
@@ -384,20 +358,7 @@
           <w:sz w:val="22"/>
           <w:szCs w:val="22"/>
         </w:rPr>
-        <w:t xml:space="preserve">2.  Is 4 part of the graph of n &lt; 4?</w:t>
-      </w:r>
-    </w:p>
-    <w:p>
-      <w:pPr>
-        <w:spacing w:after="40" w:before="0"/>
-      </w:pPr>
-      <w:r>
-        <w:rPr>
-          <w:color w:val="5E6E7E"/>
-          <w:sz w:val="20"/>
-          <w:szCs w:val="20"/>
-        </w:rPr>
-        <w:t xml:space="preserve">     choices: Yes   /   No — 4 is not less than 4</w:t>
+        <w:t xml:space="preserve">2.  A point is at (4, 4). If you keep y the same but move 2 more right, what is the new x?</w:t>
       </w:r>
     </w:p>
     <w:p>
@@ -435,7 +396,7 @@
           <w:sz w:val="22"/>
           <w:szCs w:val="22"/>
         </w:rPr>
-        <w:t xml:space="preserve">1.  To graph n &gt; 2, shade numbers…</w:t>
+        <w:t xml:space="preserve">1.  A point is 5 right and 2 up from the origin. What are its coordinates?</w:t>
       </w:r>
     </w:p>
     <w:p>
@@ -448,7 +409,7 @@
           <w:sz w:val="20"/>
           <w:szCs w:val="20"/>
         </w:rPr>
-        <w:t xml:space="preserve">     choices: to the right of 2   /   to the left of 2</w:t>
+        <w:t xml:space="preserve">     choices: (2, 5)   /   (5, 5)   /   (5, 2)   /   (0, 0)</w:t>
       </w:r>
     </w:p>
     <w:p>
@@ -471,20 +432,7 @@
           <w:sz w:val="22"/>
           <w:szCs w:val="22"/>
         </w:rPr>
-        <w:t xml:space="preserve">2.  Is 1 part of the graph of n &lt; 3?</w:t>
-      </w:r>
-    </w:p>
-    <w:p>
-      <w:pPr>
-        <w:spacing w:after="40" w:before="0"/>
-      </w:pPr>
-      <w:r>
-        <w:rPr>
-          <w:color w:val="5E6E7E"/>
-          <w:sz w:val="20"/>
-          <w:szCs w:val="20"/>
-        </w:rPr>
-        <w:t xml:space="preserve">     choices: Yes — 1 is less than 3   /   No</w:t>
+        <w:t xml:space="preserve">2.  In the point (8, 3), what is the x-coordinate?</w:t>
       </w:r>
     </w:p>
     <w:p>
@@ -510,7 +458,7 @@
           <w:sz w:val="20"/>
           <w:szCs w:val="20"/>
         </w:rPr>
-        <w:t xml:space="preserve">When you've finished, open Lesson 7-5 and dive in!</w:t>
+        <w:t xml:space="preserve">When you've finished, open Lesson 9-1 and dive in!</w:t>
       </w:r>
     </w:p>
     <w:p>
@@ -557,7 +505,7 @@
           <w:sz w:val="20"/>
           <w:szCs w:val="20"/>
         </w:rPr>
-        <w:t xml:space="preserve">1. 4</w:t>
+        <w:t xml:space="preserve">1. 3</w:t>
       </w:r>
     </w:p>
     <w:p>
@@ -569,7 +517,7 @@
           <w:sz w:val="20"/>
           <w:szCs w:val="20"/>
         </w:rPr>
-        <w:t xml:space="preserve">2. 2</w:t>
+        <w:t xml:space="preserve">2. 5</w:t>
       </w:r>
     </w:p>
     <w:p>
@@ -581,7 +529,7 @@
           <w:sz w:val="20"/>
           <w:szCs w:val="20"/>
         </w:rPr>
-        <w:t xml:space="preserve">3. 6</w:t>
+        <w:t xml:space="preserve">3. 0</w:t>
       </w:r>
     </w:p>
     <w:p>
@@ -608,7 +556,7 @@
           <w:sz w:val="20"/>
           <w:szCs w:val="20"/>
         </w:rPr>
-        <w:t xml:space="preserve">1. to the right of 5</w:t>
+        <w:t xml:space="preserve">1. (2, 4)</w:t>
       </w:r>
     </w:p>
     <w:p>
@@ -620,7 +568,7 @@
           <w:sz w:val="20"/>
           <w:szCs w:val="20"/>
         </w:rPr>
-        <w:t xml:space="preserve">2. to the left of 2</w:t>
+        <w:t xml:space="preserve">2. 3</w:t>
       </w:r>
     </w:p>
     <w:p>
@@ -647,7 +595,7 @@
           <w:sz w:val="20"/>
           <w:szCs w:val="20"/>
         </w:rPr>
-        <w:t xml:space="preserve">1. Yes — 6 is greater than 4</w:t>
+        <w:t xml:space="preserve">1. (7, 1)</w:t>
       </w:r>
     </w:p>
     <w:p>
@@ -659,7 +607,7 @@
           <w:sz w:val="20"/>
           <w:szCs w:val="20"/>
         </w:rPr>
-        <w:t xml:space="preserve">2. No — 4 is not less than 4</w:t>
+        <w:t xml:space="preserve">2. 6</w:t>
       </w:r>
     </w:p>
     <w:p>
@@ -686,7 +634,7 @@
           <w:sz w:val="20"/>
           <w:szCs w:val="20"/>
         </w:rPr>
-        <w:t xml:space="preserve">1. to the right of 2</w:t>
+        <w:t xml:space="preserve">1. (5, 2)</w:t>
       </w:r>
     </w:p>
     <w:p>
@@ -698,7 +646,7 @@
           <w:sz w:val="20"/>
           <w:szCs w:val="20"/>
         </w:rPr>
-        <w:t xml:space="preserve">2. Yes — 1 is less than 3</w:t>
+        <w:t xml:space="preserve">2. 8</w:t>
       </w:r>
     </w:p>
     <w:sectPr>
